--- a/TSLA_Quant_Executive_Report.docx
+++ b/TSLA_Quant_Executive_Report.docx
@@ -58,7 +58,7 @@
         <w:spacing w:after="120" w:line="276" w:lineRule="auto"/>
       </w:pPr>
       <w:r>
-        <w:t>The dataset consists of over 2.6 million option quotes, filtered to approximately 647,000 liquid observations. A hybrid Newton–Bisection method is used to invert the Black–Scholes formula and compute over 638,000 implied volatilities.</w:t>
+        <w:t>The dataset consists of over 2.6 million option quotes, filtered to approximately 647,000 liquid observations. A hybrid Newton–Bisection method is used to invert the Black–Scholes formula and compute over 638,000 call-side implied volatilities. The same solver is applied independently to put quotes and cross-checked against put-call parity (correlation 0.98) before either side is used in the figures below.</w:t>
       </w:r>
     </w:p>
     <w:p>
@@ -77,7 +77,7 @@
         <w:spacing w:after="120" w:line="276" w:lineRule="auto"/>
       </w:pPr>
       <w:r>
-        <w:t>Implied volatility varies systematically across strike and maturity. Out-of-the-money puts exhibit elevated volatility, reflecting demand for downside protection. Short-dated options show higher implied volatility than long-dated ones, indicating near-term risk concentration.</w:t>
+        <w:t>Implied volatility varies systematically across strike and maturity. Out-of-the-money puts exhibit elevated volatility relative to out-of-the-money calls at the same distance from spot, reflecting demand for downside protection; this holds in every period examined, including the most speculative, call-buying-driven episode in the sample. Short-dated options show higher implied volatility than long-dated ones, indicating near-term risk concentration.</w:t>
       </w:r>
     </w:p>
     <w:p>
@@ -146,7 +146,7 @@
         <w:spacing w:after="120" w:line="276" w:lineRule="auto"/>
       </w:pPr>
       <w:r>
-        <w:t>During December 2022, TSLA experienced a sharp decline, accompanied by steepened skew and inverted term structure. In contrast, the August 2020 rally saw temporary reversal of skew driven by call demand.</w:t>
+        <w:t>During December 2022, TSLA experienced a sharp decline, accompanied by steepened skew and inverted term structure. In contrast, the August 2020 rally saw the put-call skew compress to its narrowest point in the sample (roughly 3.5 volatility points, versus 8–10 on the other dates studied) as aggressive OTM call buying pushed call-side IV up toward, but never above, put-side IV.</w:t>
       </w:r>
     </w:p>
     <w:p>
